--- a/0-Documentation/Injects-Incidents/Injects/Examples/Password Policy Inject.docx
+++ b/0-Documentation/Injects-Incidents/Injects/Examples/Password Policy Inject.docx
@@ -94,9 +94,16 @@
           <w:sz w:val="40"/>
           <w:szCs w:val="40"/>
         </w:rPr>
-        <w:t>[COMPANY NAME]</w:t>
-      </w:r>
-      <w:r>
+        <w:t xml:space="preserve">[COMPANY NAME]  </w:t>
+      </w:r>
+    </w:p>
+    <w:p>
+      <w:pPr>
+        <w:tabs>
+          <w:tab w:val="right" w:pos="9360"/>
+        </w:tabs>
+        <w:spacing w:line="276" w:lineRule="auto"/>
+        <w:ind w:left="720" w:firstLine="720"/>
         <w:rPr>
           <w:rFonts w:ascii="Times New Roman" w:eastAsia="Times New Roman" w:hAnsi="Times New Roman" w:cs="Times New Roman"/>
           <w:b/>
@@ -105,16 +112,8 @@
           <w:sz w:val="40"/>
           <w:szCs w:val="40"/>
         </w:rPr>
-        <w:t xml:space="preserve">  </w:t>
-      </w:r>
-    </w:p>
-    <w:p>
-      <w:pPr>
-        <w:tabs>
-          <w:tab w:val="right" w:pos="9360"/>
-        </w:tabs>
-        <w:spacing w:line="276" w:lineRule="auto"/>
-        <w:ind w:left="720" w:firstLine="720"/>
+      </w:pPr>
+      <w:r>
         <w:rPr>
           <w:rFonts w:ascii="Times New Roman" w:eastAsia="Times New Roman" w:hAnsi="Times New Roman" w:cs="Times New Roman"/>
           <w:b/>
@@ -123,7 +122,8 @@
           <w:sz w:val="40"/>
           <w:szCs w:val="40"/>
         </w:rPr>
-      </w:pPr>
+        <w:t>Cyber Security Team</w:t>
+      </w:r>
       <w:r>
         <w:rPr>
           <w:rFonts w:ascii="Times New Roman" w:eastAsia="Times New Roman" w:hAnsi="Times New Roman" w:cs="Times New Roman"/>
@@ -133,7 +133,8 @@
           <w:sz w:val="40"/>
           <w:szCs w:val="40"/>
         </w:rPr>
-        <w:t>Cyber Security Team</w:t>
+        <w:tab/>
+        <w:t xml:space="preserve">Blue Team </w:t>
       </w:r>
       <w:r>
         <w:rPr>
@@ -144,19 +145,120 @@
           <w:sz w:val="40"/>
           <w:szCs w:val="40"/>
         </w:rPr>
-        <w:tab/>
-        <w:t xml:space="preserve">Blue Team </w:t>
-      </w:r>
+        <w:t>##</w:t>
+      </w:r>
+    </w:p>
+    <w:p>
+      <w:pPr>
+        <w:spacing w:line="276" w:lineRule="auto"/>
+        <w:rPr>
+          <w:rFonts w:ascii="Times New Roman" w:eastAsia="Times New Roman" w:hAnsi="Times New Roman" w:cs="Times New Roman"/>
+          <w:b/>
+          <w:bCs/>
+        </w:rPr>
+      </w:pPr>
+      <w:r>
+        <w:pict w14:anchorId="5741DFDA">
+          <v:rect id="_x0000_i1025" style="width:0;height:1.5pt" o:hralign="center" o:hrstd="t" o:hr="t" fillcolor="#a0a0a0" stroked="f"/>
+        </w:pict>
+      </w:r>
+    </w:p>
+    <w:p>
+      <w:pPr>
+        <w:spacing w:line="276" w:lineRule="auto"/>
+        <w:rPr>
+          <w:rFonts w:ascii="Times New Roman" w:eastAsia="Times New Roman" w:hAnsi="Times New Roman" w:cs="Times New Roman"/>
+          <w:b/>
+          <w:bCs/>
+        </w:rPr>
+      </w:pPr>
+    </w:p>
+    <w:p>
+      <w:pPr>
+        <w:spacing w:line="276" w:lineRule="auto"/>
+        <w:rPr>
+          <w:rFonts w:ascii="Times New Roman" w:eastAsia="Times New Roman" w:hAnsi="Times New Roman" w:cs="Times New Roman"/>
+          <w:b/>
+          <w:bCs/>
+        </w:rPr>
+      </w:pPr>
+    </w:p>
+    <w:p>
+      <w:pPr>
+        <w:spacing w:line="276" w:lineRule="auto"/>
+        <w:rPr>
+          <w:rFonts w:ascii="Times New Roman" w:eastAsia="Times New Roman" w:hAnsi="Times New Roman" w:cs="Times New Roman"/>
+          <w:color w:val="1E3A5F"/>
+        </w:rPr>
+      </w:pPr>
       <w:r>
         <w:rPr>
           <w:rFonts w:ascii="Times New Roman" w:eastAsia="Times New Roman" w:hAnsi="Times New Roman" w:cs="Times New Roman"/>
           <w:b/>
           <w:bCs/>
           <w:color w:val="1E3A5F"/>
-          <w:sz w:val="40"/>
-          <w:szCs w:val="40"/>
-        </w:rPr>
-        <w:t>##</w:t>
+        </w:rPr>
+        <w:t>Recipient</w:t>
+      </w:r>
+      <w:r>
+        <w:rPr>
+          <w:rFonts w:ascii="Times New Roman" w:eastAsia="Times New Roman" w:hAnsi="Times New Roman" w:cs="Times New Roman"/>
+          <w:color w:val="1E3A5F"/>
+        </w:rPr>
+        <w:t xml:space="preserve">: </w:t>
+      </w:r>
+    </w:p>
+    <w:p>
+      <w:pPr>
+        <w:spacing w:line="276" w:lineRule="auto"/>
+        <w:rPr>
+          <w:rFonts w:ascii="Times New Roman" w:eastAsia="Times New Roman" w:hAnsi="Times New Roman" w:cs="Times New Roman"/>
+        </w:rPr>
+      </w:pPr>
+      <w:r>
+        <w:rPr>
+          <w:rFonts w:ascii="Times New Roman" w:eastAsia="Times New Roman" w:hAnsi="Times New Roman" w:cs="Times New Roman"/>
+        </w:rPr>
+        <w:t>[</w:t>
+      </w:r>
+      <w:r>
+        <w:rPr>
+          <w:rFonts w:ascii="Times New Roman" w:eastAsia="Times New Roman" w:hAnsi="Times New Roman" w:cs="Times New Roman"/>
+          <w:color w:val="FF0000"/>
+        </w:rPr>
+        <w:t>SENDER</w:t>
+      </w:r>
+      <w:r>
+        <w:rPr>
+          <w:rFonts w:ascii="Times New Roman" w:eastAsia="Times New Roman" w:hAnsi="Times New Roman" w:cs="Times New Roman"/>
+        </w:rPr>
+        <w:t>]</w:t>
+      </w:r>
+    </w:p>
+    <w:p>
+      <w:pPr>
+        <w:rPr>
+          <w:rFonts w:ascii="Times New Roman" w:eastAsia="Times New Roman" w:hAnsi="Times New Roman" w:cs="Times New Roman"/>
+        </w:rPr>
+      </w:pPr>
+      <w:r>
+        <w:rPr>
+          <w:rFonts w:ascii="Times New Roman" w:eastAsia="Times New Roman" w:hAnsi="Times New Roman" w:cs="Times New Roman"/>
+        </w:rPr>
+        <w:t>[</w:t>
+      </w:r>
+      <w:r>
+        <w:rPr>
+          <w:rFonts w:ascii="Times New Roman" w:eastAsia="Times New Roman" w:hAnsi="Times New Roman" w:cs="Times New Roman"/>
+          <w:color w:val="FF0000"/>
+        </w:rPr>
+        <w:t>COMPANY NAME</w:t>
+      </w:r>
+      <w:r>
+        <w:rPr>
+          <w:rFonts w:ascii="Times New Roman" w:eastAsia="Times New Roman" w:hAnsi="Times New Roman" w:cs="Times New Roman"/>
+        </w:rPr>
+        <w:t>]</w:t>
       </w:r>
     </w:p>
     <w:p>
@@ -166,40 +268,6 @@
           <w:rFonts w:ascii="Times New Roman" w:eastAsia="Times New Roman" w:hAnsi="Times New Roman" w:cs="Times New Roman"/>
           <w:b/>
           <w:bCs/>
-        </w:rPr>
-      </w:pPr>
-      <w:r>
-        <w:pict w14:anchorId="5741DFDA">
-          <v:rect id="_x0000_i1025" style="width:0;height:1.5pt" o:hralign="center" o:hrstd="t" o:hr="t" fillcolor="#a0a0a0" stroked="f"/>
-        </w:pict>
-      </w:r>
-    </w:p>
-    <w:p>
-      <w:pPr>
-        <w:spacing w:line="276" w:lineRule="auto"/>
-        <w:rPr>
-          <w:rFonts w:ascii="Times New Roman" w:eastAsia="Times New Roman" w:hAnsi="Times New Roman" w:cs="Times New Roman"/>
-          <w:b/>
-          <w:bCs/>
-        </w:rPr>
-      </w:pPr>
-    </w:p>
-    <w:p>
-      <w:pPr>
-        <w:spacing w:line="276" w:lineRule="auto"/>
-        <w:rPr>
-          <w:rFonts w:ascii="Times New Roman" w:eastAsia="Times New Roman" w:hAnsi="Times New Roman" w:cs="Times New Roman"/>
-          <w:b/>
-          <w:bCs/>
-        </w:rPr>
-      </w:pPr>
-    </w:p>
-    <w:p>
-      <w:pPr>
-        <w:spacing w:line="276" w:lineRule="auto"/>
-        <w:rPr>
-          <w:rFonts w:ascii="Times New Roman" w:eastAsia="Times New Roman" w:hAnsi="Times New Roman" w:cs="Times New Roman"/>
-          <w:color w:val="1E3A5F"/>
         </w:rPr>
       </w:pPr>
       <w:r>
@@ -209,153 +277,74 @@
           <w:bCs/>
           <w:color w:val="1E3A5F"/>
         </w:rPr>
-        <w:t>Recipient</w:t>
+        <w:t>Date</w:t>
       </w:r>
       <w:r>
         <w:rPr>
           <w:rFonts w:ascii="Times New Roman" w:eastAsia="Times New Roman" w:hAnsi="Times New Roman" w:cs="Times New Roman"/>
           <w:color w:val="1E3A5F"/>
         </w:rPr>
-        <w:t xml:space="preserve">: </w:t>
-      </w:r>
+        <w:t>:</w:t>
+      </w:r>
+      <w:r>
+        <w:rPr>
+          <w:rFonts w:ascii="Times New Roman" w:eastAsia="Times New Roman" w:hAnsi="Times New Roman" w:cs="Times New Roman"/>
+        </w:rPr>
+        <w:t xml:space="preserve"> </w:t>
+      </w:r>
+      <w:bookmarkStart w:id="0" w:name="_Hlk223442813"/>
+      <w:r>
+        <w:rPr>
+          <w:rFonts w:ascii="Times New Roman" w:eastAsia="Times New Roman" w:hAnsi="Times New Roman" w:cs="Times New Roman"/>
+        </w:rPr>
+        <w:t>[</w:t>
+      </w:r>
+      <w:r>
+        <w:rPr>
+          <w:rFonts w:ascii="Times New Roman" w:eastAsia="Times New Roman" w:hAnsi="Times New Roman" w:cs="Times New Roman"/>
+          <w:color w:val="FF0000"/>
+        </w:rPr>
+        <w:t>Day, Month</w:t>
+      </w:r>
+      <w:r>
+        <w:rPr>
+          <w:rFonts w:ascii="Times New Roman" w:eastAsia="Times New Roman" w:hAnsi="Times New Roman" w:cs="Times New Roman"/>
+          <w:color w:val="FF0000"/>
+        </w:rPr>
+        <w:t xml:space="preserve">, </w:t>
+      </w:r>
+      <w:r>
+        <w:rPr>
+          <w:rFonts w:ascii="Times New Roman" w:eastAsia="Times New Roman" w:hAnsi="Times New Roman" w:cs="Times New Roman"/>
+          <w:color w:val="FF0000"/>
+        </w:rPr>
+        <w:t>Year</w:t>
+      </w:r>
+      <w:r>
+        <w:rPr>
+          <w:rFonts w:ascii="Times New Roman" w:eastAsia="Times New Roman" w:hAnsi="Times New Roman" w:cs="Times New Roman"/>
+        </w:rPr>
+        <w:t>]</w:t>
+      </w:r>
+      <w:bookmarkEnd w:id="0"/>
     </w:p>
     <w:p>
       <w:pPr>
         <w:spacing w:line="276" w:lineRule="auto"/>
-        <w:rPr>
-          <w:rFonts w:ascii="Times New Roman" w:eastAsia="Times New Roman" w:hAnsi="Times New Roman" w:cs="Times New Roman"/>
-        </w:rPr>
-      </w:pPr>
-      <w:r>
-        <w:rPr>
-          <w:rFonts w:ascii="Times New Roman" w:eastAsia="Times New Roman" w:hAnsi="Times New Roman" w:cs="Times New Roman"/>
-        </w:rPr>
-        <w:t>[</w:t>
-      </w:r>
-      <w:r>
-        <w:rPr>
-          <w:rFonts w:ascii="Times New Roman" w:eastAsia="Times New Roman" w:hAnsi="Times New Roman" w:cs="Times New Roman"/>
-          <w:color w:val="FF0000"/>
-        </w:rPr>
-        <w:t>SENDER</w:t>
-      </w:r>
-      <w:r>
-        <w:rPr>
-          <w:rFonts w:ascii="Times New Roman" w:eastAsia="Times New Roman" w:hAnsi="Times New Roman" w:cs="Times New Roman"/>
-        </w:rPr>
-        <w:t>]</w:t>
-      </w:r>
-    </w:p>
-    <w:p>
-      <w:pPr>
-        <w:rPr>
-          <w:rFonts w:ascii="Times New Roman" w:eastAsia="Times New Roman" w:hAnsi="Times New Roman" w:cs="Times New Roman"/>
-        </w:rPr>
-      </w:pPr>
-      <w:r>
-        <w:rPr>
-          <w:rFonts w:ascii="Times New Roman" w:eastAsia="Times New Roman" w:hAnsi="Times New Roman" w:cs="Times New Roman"/>
-        </w:rPr>
-        <w:t>[</w:t>
-      </w:r>
-      <w:r>
-        <w:rPr>
-          <w:rFonts w:ascii="Times New Roman" w:eastAsia="Times New Roman" w:hAnsi="Times New Roman" w:cs="Times New Roman"/>
-          <w:color w:val="FF0000"/>
-        </w:rPr>
-        <w:t>COMPANY NAME</w:t>
-      </w:r>
-      <w:r>
-        <w:rPr>
-          <w:rFonts w:ascii="Times New Roman" w:eastAsia="Times New Roman" w:hAnsi="Times New Roman" w:cs="Times New Roman"/>
-        </w:rPr>
-        <w:t>]</w:t>
-      </w:r>
-    </w:p>
-    <w:p>
-      <w:pPr>
-        <w:spacing w:line="276" w:lineRule="auto"/>
-        <w:rPr>
-          <w:rFonts w:ascii="Times New Roman" w:eastAsia="Times New Roman" w:hAnsi="Times New Roman" w:cs="Times New Roman"/>
-          <w:b/>
-          <w:bCs/>
-        </w:rPr>
-      </w:pPr>
-      <w:r>
         <w:rPr>
           <w:rFonts w:ascii="Times New Roman" w:eastAsia="Times New Roman" w:hAnsi="Times New Roman" w:cs="Times New Roman"/>
           <w:b/>
           <w:bCs/>
           <w:color w:val="1E3A5F"/>
         </w:rPr>
-        <w:t>Date</w:t>
-      </w:r>
-      <w:r>
-        <w:rPr>
-          <w:rFonts w:ascii="Times New Roman" w:eastAsia="Times New Roman" w:hAnsi="Times New Roman" w:cs="Times New Roman"/>
-          <w:color w:val="1E3A5F"/>
-        </w:rPr>
-        <w:t>:</w:t>
-      </w:r>
-      <w:r>
-        <w:rPr>
-          <w:rFonts w:ascii="Times New Roman" w:eastAsia="Times New Roman" w:hAnsi="Times New Roman" w:cs="Times New Roman"/>
-        </w:rPr>
-        <w:t xml:space="preserve"> </w:t>
-      </w:r>
-      <w:bookmarkStart w:id="0" w:name="_Hlk223442813"/>
-      <w:r>
-        <w:rPr>
-          <w:rFonts w:ascii="Times New Roman" w:eastAsia="Times New Roman" w:hAnsi="Times New Roman" w:cs="Times New Roman"/>
-        </w:rPr>
-        <w:t>[</w:t>
-      </w:r>
-      <w:r>
-        <w:rPr>
-          <w:rFonts w:ascii="Times New Roman" w:eastAsia="Times New Roman" w:hAnsi="Times New Roman" w:cs="Times New Roman"/>
-          <w:color w:val="FF0000"/>
-        </w:rPr>
-        <w:t>Day, Month</w:t>
-      </w:r>
-      <w:r>
-        <w:rPr>
-          <w:rFonts w:ascii="Times New Roman" w:eastAsia="Times New Roman" w:hAnsi="Times New Roman" w:cs="Times New Roman"/>
-          <w:color w:val="FF0000"/>
-        </w:rPr>
-        <w:t xml:space="preserve">, </w:t>
-      </w:r>
-      <w:r>
-        <w:rPr>
-          <w:rFonts w:ascii="Times New Roman" w:eastAsia="Times New Roman" w:hAnsi="Times New Roman" w:cs="Times New Roman"/>
-          <w:color w:val="FF0000"/>
-        </w:rPr>
-        <w:t>Year</w:t>
-      </w:r>
-      <w:r>
-        <w:rPr>
-          <w:rFonts w:ascii="Times New Roman" w:eastAsia="Times New Roman" w:hAnsi="Times New Roman" w:cs="Times New Roman"/>
-        </w:rPr>
-        <w:t>]</w:t>
-      </w:r>
-      <w:bookmarkEnd w:id="0"/>
-    </w:p>
-    <w:p>
-      <w:pPr>
-        <w:spacing w:line="276" w:lineRule="auto"/>
+      </w:pPr>
+      <w:r>
         <w:rPr>
           <w:rFonts w:ascii="Times New Roman" w:eastAsia="Times New Roman" w:hAnsi="Times New Roman" w:cs="Times New Roman"/>
           <w:b/>
           <w:bCs/>
           <w:color w:val="1E3A5F"/>
         </w:rPr>
-      </w:pPr>
-      <w:r>
-        <w:rPr>
-          <w:rFonts w:ascii="Times New Roman" w:eastAsia="Times New Roman" w:hAnsi="Times New Roman" w:cs="Times New Roman"/>
-          <w:b/>
-          <w:bCs/>
-          <w:color w:val="1E3A5F"/>
-        </w:rPr>
         <w:t>Subject:</w:t>
       </w:r>
       <w:r>
@@ -463,7 +452,13 @@
         <w:rPr>
           <w:rFonts w:ascii="Times New Roman" w:eastAsia="Times New Roman" w:hAnsi="Times New Roman" w:cs="Times New Roman"/>
         </w:rPr>
-        <w:t>Blue Team 05</w:t>
+        <w:t xml:space="preserve">Blue Team </w:t>
+      </w:r>
+      <w:r>
+        <w:rPr>
+          <w:rFonts w:ascii="Times New Roman" w:eastAsia="Times New Roman" w:hAnsi="Times New Roman" w:cs="Times New Roman"/>
+        </w:rPr>
+        <w:t>##</w:t>
       </w:r>
       <w:r>
         <w:rPr>
